--- a/03-friction-incline/worksheet.docx
+++ b/03-friction-incline/worksheet.docx
@@ -149,13 +149,13 @@
                 <w:b/>
                 <w:sz w:val="20"/>
               </w:rPr>
-              <w:t>▶ Release</w:t>
+              <w:t>▶ Release lets the block go at the angle in the box.</w:t>
             </w:r>
             <w:r>
               <w:rPr>
                 <w:sz w:val="20"/>
               </w:rPr>
-              <w:t xml:space="preserve"> lets the block go at the angle on the slider. The </w:t>
+              <w:t xml:space="preserve"> The </w:t>
             </w:r>
             <w:r>
               <w:rPr>

--- a/03-friction-incline/worksheet.docx
+++ b/03-friction-incline/worksheet.docx
@@ -110,7 +110,7 @@
                 <w:b/>
                 <w:sz w:val="20"/>
               </w:rPr>
-              <w:t>biba0112.github.io/physics-sims/03-friction-incline</w:t>
+              <w:t>physics.taneski.com/03-friction-incline</w:t>
             </w:r>
             <w:r>
               <w:rPr>
